--- a/benchmarks/datasets/seed-cases-v1/_source/task03/task03_case4.docx
+++ b/benchmarks/datasets/seed-cases-v1/_source/task03/task03_case4.docx
@@ -59,7 +59,7 @@
           <w:sz w:val="22"/>
           <w:szCs w:val="22"/>
         </w:rPr>
-        <w:t xml:space="preserve">公司信息：XX教育科技有限公司，教育培训行业，非CIIO。业务概述：K-12课外教育培训。出境场景描述：学生数据传至海外合作教育机构用于课程开发和教学研究。合法性基础：用户同意。必要性论证：国际合作课程开发需要共享学生学习数据。总出境个人信息约12万（学生8万+家长4万）。</w:t>
+        <w:t>公司信息：博雅教育科技有限公司，教育培训行业，非CIIO。业务概述：K-12课外教育培训。出境场景描述：学生数据传至海外合作教育机构用于课程开发和教学研究。合法性基础：用户同意。必要性论证：国际合作课程开发需要共享学生学习数据。总出境个人信息约12万（学生8万+家长4万）。</w:t>
       </w:r>
     </w:p>
     <w:p>
@@ -143,7 +143,7 @@
           <w:sz w:val="22"/>
           <w:szCs w:val="22"/>
         </w:rPr>
-        <w:t xml:space="preserve">基本情况：XX Education International（海外），教育服务机构。处理用途方式：课程开发和教学研究。安全保护能力：通过ISO 27001认证。</w:t>
+        <w:t>基本情况：Boya Education International（海外），教育服务机构。处理用途方式：课程开发和教学研究。安全保护能力：通过ISO 27001认证。</w:t>
       </w:r>
     </w:p>
     <w:p>
@@ -287,7 +287,7 @@
           <w:sz w:val="22"/>
           <w:szCs w:val="22"/>
         </w:rPr>
-        <w:t xml:space="preserve">（一）个人信息处理者基本情况：XX教育科技有限公司，教育培训行业，非CIIO。累计向境外提供约12万人个人信息（学生8万+家长4万），处于10万至100万区间。其中包含5000条人脸识别数据（敏感个人信息）和部分不满14周岁未成年人个人信息（全部为敏感个人信息），适用标准合同路径。</w:t>
+        <w:t>（一）个人信息处理者基本情况：博雅教育科技有限公司，教育培训行业，非CIIO。累计向境外提供约12万人个人信息（学生8万+家长4万），处于10万至100万区间。其中包含5000条人脸识别数据（敏感个人信息）和部分不满14周岁未成年人个人信息（全部为敏感个人信息），适用标准合同路径。</w:t>
       </w:r>
     </w:p>
     <w:p>
@@ -339,7 +339,7 @@
           <w:sz w:val="22"/>
           <w:szCs w:val="22"/>
         </w:rPr>
-        <w:t xml:space="preserve">（五）境外接收方情况：XX Education International，通过ISO 27001认证。处理目的为课程开发和教学研究。</w:t>
+        <w:t>（五）境外接收方情况：Boya Education International，通过ISO 27001认证。处理目的为课程开发和教学研究。</w:t>
       </w:r>
     </w:p>
     <w:p>
